--- a/assets/downloads/simulation-9/athlete-summary-epilepsy.docx
+++ b/assets/downloads/simulation-9/athlete-summary-epilepsy.docx
@@ -1,6 +1,6 @@
 
 <file path=word/document.xml><?xml version="1.0" encoding="utf-8"?>
-<w:document xmlns:wpc="http://schemas.microsoft.com/office/word/2010/wordprocessingCanvas" xmlns:cx="http://schemas.microsoft.com/office/drawing/2014/chartex" xmlns:cx1="http://schemas.microsoft.com/office/drawing/2015/9/8/chartex" xmlns:cx2="http://schemas.microsoft.com/office/drawing/2015/10/21/chartex" xmlns:cx3="http://schemas.microsoft.com/office/drawing/2016/5/9/chartex" xmlns:cx4="http://schemas.microsoft.com/office/drawing/2016/5/10/chartex" xmlns:cx5="http://schemas.microsoft.com/office/drawing/2016/5/11/chartex" xmlns:cx6="http://schemas.microsoft.com/office/drawing/2016/5/12/chartex" xmlns:cx7="http://schemas.microsoft.com/office/drawing/2016/5/13/chartex" xmlns:cx8="http://schemas.microsoft.com/office/drawing/2016/5/14/chartex" xmlns:mc="http://schemas.openxmlformats.org/markup-compatibility/2006" xmlns:aink="http://schemas.microsoft.com/office/drawing/2016/ink" xmlns:am3d="http://schemas.microsoft.com/office/drawing/2017/model3d" xmlns:o="urn:schemas-microsoft-com:office:office" xmlns:oel="http://schemas.microsoft.com/office/2019/extlst" xmlns:r="http://schemas.openxmlformats.org/officeDocument/2006/relationships" xmlns:m="http://schemas.openxmlformats.org/officeDocument/2006/math" xmlns:v="urn:schemas-microsoft-com:vml" xmlns:wp14="http://schemas.microsoft.com/office/word/2010/wordprocessingDrawing" xmlns:wp="http://schemas.openxmlformats.org/drawingml/2006/wordprocessingDrawing" xmlns:w10="urn:schemas-microsoft-com:office:word" xmlns:w="http://schemas.openxmlformats.org/wordprocessingml/2006/main" xmlns:w14="http://schemas.microsoft.com/office/word/2010/wordml" xmlns:w15="http://schemas.microsoft.com/office/word/2012/wordml" xmlns:w16cei="http://schemas.microsoft.com/office/word/2026/wordml/cei" xmlns:w16cex="http://schemas.microsoft.com/office/word/2018/wordml/cex" xmlns:w16cid="http://schemas.microsoft.com/office/word/2016/wordml/cid" xmlns:w16="http://schemas.microsoft.com/office/word/2018/wordml" xmlns:w16du="http://schemas.microsoft.com/office/word/2023/wordml/word16du" xmlns:w16sdtdh="http://schemas.microsoft.com/office/word/2020/wordml/sdtdatahash" xmlns:w16sdtfl="http://schemas.microsoft.com/office/word/2024/wordml/sdtformatlock" xmlns:w16se="http://schemas.microsoft.com/office/word/2015/wordml/symex" xmlns:wpg="http://schemas.microsoft.com/office/word/2010/wordprocessingGroup" xmlns:wpi="http://schemas.microsoft.com/office/word/2010/wordprocessingInk" xmlns:wne="http://schemas.microsoft.com/office/word/2006/wordml" xmlns:wps="http://schemas.microsoft.com/office/word/2010/wordprocessingShape" mc:Ignorable="w14 w15 w16se w16cid w16 w16cex w16sdtdh w16sdtfl w16du wp14">
+<w:document xmlns:wpc="http://schemas.microsoft.com/office/word/2010/wordprocessingCanvas" xmlns:cx="http://schemas.microsoft.com/office/drawing/2014/chartex" xmlns:cx1="http://schemas.microsoft.com/office/drawing/2015/9/8/chartex" xmlns:cx2="http://schemas.microsoft.com/office/drawing/2015/10/21/chartex" xmlns:cx3="http://schemas.microsoft.com/office/drawing/2016/5/9/chartex" xmlns:cx4="http://schemas.microsoft.com/office/drawing/2016/5/10/chartex" xmlns:cx5="http://schemas.microsoft.com/office/drawing/2016/5/11/chartex" xmlns:cx6="http://schemas.microsoft.com/office/drawing/2016/5/12/chartex" xmlns:cx7="http://schemas.microsoft.com/office/drawing/2016/5/13/chartex" xmlns:cx8="http://schemas.microsoft.com/office/drawing/2016/5/14/chartex" xmlns:mc="http://schemas.openxmlformats.org/markup-compatibility/2006" xmlns:aink="http://schemas.microsoft.com/office/drawing/2016/ink" xmlns:am3d="http://schemas.microsoft.com/office/drawing/2017/model3d" xmlns:o="urn:schemas-microsoft-com:office:office" xmlns:oel="http://schemas.microsoft.com/office/2019/extlst" xmlns:r="http://schemas.openxmlformats.org/officeDocument/2006/relationships" xmlns:m="http://schemas.openxmlformats.org/officeDocument/2006/math" xmlns:v="urn:schemas-microsoft-com:vml" xmlns:wp14="http://schemas.microsoft.com/office/word/2010/wordprocessingDrawing" xmlns:wp="http://schemas.openxmlformats.org/drawingml/2006/wordprocessingDrawing" xmlns:w10="urn:schemas-microsoft-com:office:word" xmlns:w="http://schemas.openxmlformats.org/wordprocessingml/2006/main" xmlns:w14="http://schemas.microsoft.com/office/word/2010/wordml" xmlns:w15="http://schemas.microsoft.com/office/word/2012/wordml" xmlns:w16cex="http://schemas.microsoft.com/office/word/2018/wordml/cex" xmlns:w16cid="http://schemas.microsoft.com/office/word/2016/wordml/cid" xmlns:w16="http://schemas.microsoft.com/office/word/2018/wordml" xmlns:w16du="http://schemas.microsoft.com/office/word/2023/wordml/word16du" xmlns:w16sdtdh="http://schemas.microsoft.com/office/word/2020/wordml/sdtdatahash" xmlns:w16sdtfl="http://schemas.microsoft.com/office/word/2024/wordml/sdtformatlock" xmlns:w16se="http://schemas.microsoft.com/office/word/2015/wordml/symex" xmlns:wpg="http://schemas.microsoft.com/office/word/2010/wordprocessingGroup" xmlns:wpi="http://schemas.microsoft.com/office/word/2010/wordprocessingInk" xmlns:wne="http://schemas.microsoft.com/office/word/2006/wordml" xmlns:wps="http://schemas.microsoft.com/office/word/2010/wordprocessingShape" mc:Ignorable="w14 w15 w16se w16cid w16 w16cex w16sdtdh w16sdtfl w16du wp14">
   <w:body>
     <w:p>
       <w:pPr>
@@ -403,16 +403,6 @@
         <w:rPr>
           <w:color w:val="000000"/>
         </w:rPr>
-        <w:pPrChange w:id="291" w:author="Anna Seaman" w:date="2026-08-07T15:46:00Z" w16du:dateUtc="2026-08-07T20:46:00Z">
-          <w:pPr>
-            <w:pStyle w:val="NormalWeb"/>
-            <w:numPr>
-              <w:numId w:val="29"/>
-            </w:numPr>
-            <w:spacing w:before="0" w:beforeAutospacing="0" w:after="0" w:afterAutospacing="0" w:line="480" w:lineRule="auto"/>
-            <w:ind w:left="360" w:hanging="360"/>
-          </w:pPr>
-        </w:pPrChange>
       </w:pPr>
       <w:r>
         <w:rPr>
@@ -434,16 +424,6 @@
         <w:rPr>
           <w:color w:val="000000"/>
         </w:rPr>
-        <w:pPrChange w:id="292" w:author="Anna Seaman" w:date="2026-08-07T15:46:00Z" w16du:dateUtc="2026-08-07T20:46:00Z">
-          <w:pPr>
-            <w:pStyle w:val="NormalWeb"/>
-            <w:numPr>
-              <w:numId w:val="29"/>
-            </w:numPr>
-            <w:spacing w:before="0" w:beforeAutospacing="0" w:after="0" w:afterAutospacing="0" w:line="480" w:lineRule="auto"/>
-            <w:ind w:left="360" w:hanging="360"/>
-          </w:pPr>
-        </w:pPrChange>
       </w:pPr>
       <w:r>
         <w:rPr>
@@ -495,16 +475,6 @@
         <w:rPr>
           <w:color w:val="000000"/>
         </w:rPr>
-        <w:pPrChange w:id="293" w:author="Anna Seaman" w:date="2026-08-07T15:46:00Z" w16du:dateUtc="2026-08-07T20:46:00Z">
-          <w:pPr>
-            <w:pStyle w:val="NormalWeb"/>
-            <w:numPr>
-              <w:numId w:val="29"/>
-            </w:numPr>
-            <w:spacing w:before="0" w:beforeAutospacing="0" w:after="0" w:afterAutospacing="0" w:line="480" w:lineRule="auto"/>
-            <w:ind w:left="360" w:hanging="360"/>
-          </w:pPr>
-        </w:pPrChange>
       </w:pPr>
       <w:r>
         <w:rPr>
@@ -526,16 +496,6 @@
         <w:rPr>
           <w:color w:val="000000"/>
         </w:rPr>
-        <w:pPrChange w:id="294" w:author="Anna Seaman" w:date="2026-08-07T15:46:00Z" w16du:dateUtc="2026-08-07T20:46:00Z">
-          <w:pPr>
-            <w:pStyle w:val="NormalWeb"/>
-            <w:numPr>
-              <w:numId w:val="29"/>
-            </w:numPr>
-            <w:spacing w:before="0" w:beforeAutospacing="0" w:after="0" w:afterAutospacing="0" w:line="480" w:lineRule="auto"/>
-            <w:ind w:left="360" w:hanging="360"/>
-          </w:pPr>
-        </w:pPrChange>
       </w:pPr>
       <w:r>
         <w:rPr>
@@ -557,16 +517,6 @@
         <w:rPr>
           <w:color w:val="000000"/>
         </w:rPr>
-        <w:pPrChange w:id="295" w:author="Anna Seaman" w:date="2026-08-07T15:46:00Z" w16du:dateUtc="2026-08-07T20:46:00Z">
-          <w:pPr>
-            <w:pStyle w:val="NormalWeb"/>
-            <w:numPr>
-              <w:numId w:val="29"/>
-            </w:numPr>
-            <w:spacing w:before="0" w:beforeAutospacing="0" w:after="0" w:afterAutospacing="0" w:line="480" w:lineRule="auto"/>
-            <w:ind w:left="360" w:hanging="360"/>
-          </w:pPr>
-        </w:pPrChange>
       </w:pPr>
       <w:r>
         <w:rPr>
@@ -588,16 +538,6 @@
         <w:rPr>
           <w:color w:val="000000"/>
         </w:rPr>
-        <w:pPrChange w:id="296" w:author="Anna Seaman" w:date="2026-08-07T15:46:00Z" w16du:dateUtc="2026-08-07T20:46:00Z">
-          <w:pPr>
-            <w:pStyle w:val="NormalWeb"/>
-            <w:numPr>
-              <w:numId w:val="29"/>
-            </w:numPr>
-            <w:spacing w:before="0" w:beforeAutospacing="0" w:after="0" w:afterAutospacing="0" w:line="480" w:lineRule="auto"/>
-            <w:ind w:left="360" w:hanging="360"/>
-          </w:pPr>
-        </w:pPrChange>
       </w:pPr>
       <w:r>
         <w:rPr>
@@ -633,16 +573,6 @@
         <w:rPr>
           <w:color w:val="000000"/>
         </w:rPr>
-        <w:pPrChange w:id="297" w:author="Anna Seaman" w:date="2026-08-07T15:46:00Z" w16du:dateUtc="2026-08-07T20:46:00Z">
-          <w:pPr>
-            <w:pStyle w:val="NormalWeb"/>
-            <w:numPr>
-              <w:numId w:val="29"/>
-            </w:numPr>
-            <w:spacing w:before="0" w:beforeAutospacing="0" w:after="0" w:afterAutospacing="0" w:line="480" w:lineRule="auto"/>
-            <w:ind w:left="360" w:hanging="360"/>
-          </w:pPr>
-        </w:pPrChange>
       </w:pPr>
       <w:r>
         <w:rPr>
@@ -679,16 +609,6 @@
         <w:rPr>
           <w:color w:val="000000"/>
         </w:rPr>
-        <w:pPrChange w:id="298" w:author="Anna Seaman" w:date="2026-08-07T15:46:00Z" w16du:dateUtc="2026-08-07T20:46:00Z">
-          <w:pPr>
-            <w:pStyle w:val="NormalWeb"/>
-            <w:numPr>
-              <w:numId w:val="29"/>
-            </w:numPr>
-            <w:spacing w:before="0" w:beforeAutospacing="0" w:after="0" w:afterAutospacing="0" w:line="480" w:lineRule="auto"/>
-            <w:ind w:left="360" w:hanging="360"/>
-          </w:pPr>
-        </w:pPrChange>
       </w:pPr>
       <w:r>
         <w:rPr>
@@ -724,16 +644,6 @@
         <w:rPr>
           <w:color w:val="000000"/>
         </w:rPr>
-        <w:pPrChange w:id="299" w:author="Anna Seaman" w:date="2026-08-07T15:46:00Z" w16du:dateUtc="2026-08-07T20:46:00Z">
-          <w:pPr>
-            <w:pStyle w:val="NormalWeb"/>
-            <w:numPr>
-              <w:numId w:val="29"/>
-            </w:numPr>
-            <w:spacing w:before="0" w:beforeAutospacing="0" w:after="0" w:afterAutospacing="0" w:line="480" w:lineRule="auto"/>
-            <w:ind w:left="360" w:hanging="360"/>
-          </w:pPr>
-        </w:pPrChange>
       </w:pPr>
       <w:r>
         <w:rPr>
@@ -769,16 +679,6 @@
         <w:rPr>
           <w:color w:val="000000"/>
         </w:rPr>
-        <w:pPrChange w:id="300" w:author="Anna Seaman" w:date="2026-08-07T15:46:00Z" w16du:dateUtc="2026-08-07T20:46:00Z">
-          <w:pPr>
-            <w:pStyle w:val="NormalWeb"/>
-            <w:numPr>
-              <w:numId w:val="29"/>
-            </w:numPr>
-            <w:spacing w:before="0" w:beforeAutospacing="0" w:after="0" w:afterAutospacing="0" w:line="480" w:lineRule="auto"/>
-            <w:ind w:left="360" w:hanging="360"/>
-          </w:pPr>
-        </w:pPrChange>
       </w:pPr>
       <w:r>
         <w:rPr>
@@ -800,16 +700,6 @@
         <w:rPr>
           <w:color w:val="000000"/>
         </w:rPr>
-        <w:pPrChange w:id="301" w:author="Anna Seaman" w:date="2026-08-07T15:46:00Z" w16du:dateUtc="2026-08-07T20:46:00Z">
-          <w:pPr>
-            <w:pStyle w:val="NormalWeb"/>
-            <w:numPr>
-              <w:numId w:val="29"/>
-            </w:numPr>
-            <w:spacing w:before="0" w:beforeAutospacing="0" w:after="0" w:afterAutospacing="0" w:line="480" w:lineRule="auto"/>
-            <w:ind w:left="360" w:hanging="360"/>
-          </w:pPr>
-        </w:pPrChange>
       </w:pPr>
       <w:r>
         <w:rPr>
@@ -831,16 +721,6 @@
         <w:rPr>
           <w:color w:val="000000"/>
         </w:rPr>
-        <w:pPrChange w:id="302" w:author="Anna Seaman" w:date="2026-08-07T15:46:00Z" w16du:dateUtc="2026-08-07T20:46:00Z">
-          <w:pPr>
-            <w:pStyle w:val="NormalWeb"/>
-            <w:numPr>
-              <w:numId w:val="29"/>
-            </w:numPr>
-            <w:spacing w:before="0" w:beforeAutospacing="0" w:after="0" w:afterAutospacing="0" w:line="480" w:lineRule="auto"/>
-            <w:ind w:left="360" w:hanging="360"/>
-          </w:pPr>
-        </w:pPrChange>
       </w:pPr>
       <w:r>
         <w:rPr>
@@ -876,16 +756,6 @@
         <w:rPr>
           <w:color w:val="000000"/>
         </w:rPr>
-        <w:pPrChange w:id="303" w:author="Anna Seaman" w:date="2026-08-07T15:46:00Z" w16du:dateUtc="2026-08-07T20:46:00Z">
-          <w:pPr>
-            <w:pStyle w:val="NormalWeb"/>
-            <w:numPr>
-              <w:numId w:val="29"/>
-            </w:numPr>
-            <w:spacing w:before="0" w:beforeAutospacing="0" w:after="0" w:afterAutospacing="0" w:line="480" w:lineRule="auto"/>
-            <w:ind w:left="360" w:hanging="360"/>
-          </w:pPr>
-        </w:pPrChange>
       </w:pPr>
       <w:r>
         <w:rPr>
@@ -922,7 +792,23 @@
           <w:rFonts w:ascii="Aptos" w:hAnsi="Aptos" w:eastAsia="Aptos" w:cs="Aptos"/>
           <w:color w:val="000000"/>
         </w:rPr>
-        <w:t xml:space="preserve"> put together like a </w:t>
+        <w:t xml:space="preserve"> </w:t>
+      </w:r>
+      <w:proofErr w:type="gramStart"/>
+      <w:r>
+        <w:rPr>
+          <w:rFonts w:ascii="Aptos" w:hAnsi="Aptos" w:eastAsia="Aptos" w:cs="Aptos"/>
+          <w:color w:val="000000"/>
+        </w:rPr>
+        <w:t>put</w:t>
+      </w:r>
+      <w:proofErr w:type="gramEnd"/>
+      <w:r>
+        <w:rPr>
+          <w:rFonts w:ascii="Aptos" w:hAnsi="Aptos" w:eastAsia="Aptos" w:cs="Aptos"/>
+          <w:color w:val="000000"/>
+        </w:rPr>
+        <w:t xml:space="preserve"> together like a </w:t>
       </w:r>
       <w:r>
         <w:rPr>
@@ -979,16 +865,6 @@
         <w:rPr>
           <w:color w:val="000000"/>
         </w:rPr>
-        <w:pPrChange w:id="304" w:author="Anna Seaman" w:date="2026-08-07T15:46:00Z" w16du:dateUtc="2026-08-07T20:46:00Z">
-          <w:pPr>
-            <w:pStyle w:val="NormalWeb"/>
-            <w:numPr>
-              <w:numId w:val="29"/>
-            </w:numPr>
-            <w:spacing w:before="0" w:beforeAutospacing="0" w:after="0" w:afterAutospacing="0" w:line="480" w:lineRule="auto"/>
-            <w:ind w:left="360" w:hanging="360"/>
-          </w:pPr>
-        </w:pPrChange>
       </w:pPr>
       <w:r>
         <w:rPr>
@@ -1010,16 +886,6 @@
         <w:rPr>
           <w:color w:val="000000"/>
         </w:rPr>
-        <w:pPrChange w:id="305" w:author="Anna Seaman" w:date="2026-08-07T15:46:00Z" w16du:dateUtc="2026-08-07T20:46:00Z">
-          <w:pPr>
-            <w:pStyle w:val="NormalWeb"/>
-            <w:numPr>
-              <w:numId w:val="29"/>
-            </w:numPr>
-            <w:spacing w:before="0" w:beforeAutospacing="0" w:after="0" w:afterAutospacing="0" w:line="480" w:lineRule="auto"/>
-            <w:ind w:left="360" w:hanging="360"/>
-          </w:pPr>
-        </w:pPrChange>
       </w:pPr>
       <w:r>
         <w:rPr>
@@ -1055,16 +921,6 @@
         <w:rPr>
           <w:color w:val="000000"/>
         </w:rPr>
-        <w:pPrChange w:id="306" w:author="Anna Seaman" w:date="2026-08-07T15:46:00Z" w16du:dateUtc="2026-08-07T20:46:00Z">
-          <w:pPr>
-            <w:pStyle w:val="NormalWeb"/>
-            <w:numPr>
-              <w:numId w:val="29"/>
-            </w:numPr>
-            <w:spacing w:before="0" w:beforeAutospacing="0" w:after="0" w:afterAutospacing="0" w:line="480" w:lineRule="auto"/>
-            <w:ind w:left="360" w:hanging="360"/>
-          </w:pPr>
-        </w:pPrChange>
       </w:pPr>
       <w:r>
         <w:rPr>
@@ -1088,7 +944,7 @@
 </file>
 
 <file path=word/endnotes.xml><?xml version="1.0" encoding="utf-8"?>
-<w:endnotes xmlns:wpc="http://schemas.microsoft.com/office/word/2010/wordprocessingCanvas" xmlns:cx="http://schemas.microsoft.com/office/drawing/2014/chartex" xmlns:cx1="http://schemas.microsoft.com/office/drawing/2015/9/8/chartex" xmlns:cx2="http://schemas.microsoft.com/office/drawing/2015/10/21/chartex" xmlns:cx3="http://schemas.microsoft.com/office/drawing/2016/5/9/chartex" xmlns:cx4="http://schemas.microsoft.com/office/drawing/2016/5/10/chartex" xmlns:cx5="http://schemas.microsoft.com/office/drawing/2016/5/11/chartex" xmlns:cx6="http://schemas.microsoft.com/office/drawing/2016/5/12/chartex" xmlns:cx7="http://schemas.microsoft.com/office/drawing/2016/5/13/chartex" xmlns:cx8="http://schemas.microsoft.com/office/drawing/2016/5/14/chartex" xmlns:mc="http://schemas.openxmlformats.org/markup-compatibility/2006" xmlns:aink="http://schemas.microsoft.com/office/drawing/2016/ink" xmlns:am3d="http://schemas.microsoft.com/office/drawing/2017/model3d" xmlns:o="urn:schemas-microsoft-com:office:office" xmlns:oel="http://schemas.microsoft.com/office/2019/extlst" xmlns:r="http://schemas.openxmlformats.org/officeDocument/2006/relationships" xmlns:m="http://schemas.openxmlformats.org/officeDocument/2006/math" xmlns:v="urn:schemas-microsoft-com:vml" xmlns:wp14="http://schemas.microsoft.com/office/word/2010/wordprocessingDrawing" xmlns:wp="http://schemas.openxmlformats.org/drawingml/2006/wordprocessingDrawing" xmlns:w10="urn:schemas-microsoft-com:office:word" xmlns:w="http://schemas.openxmlformats.org/wordprocessingml/2006/main" xmlns:w14="http://schemas.microsoft.com/office/word/2010/wordml" xmlns:w15="http://schemas.microsoft.com/office/word/2012/wordml" xmlns:w16cei="http://schemas.microsoft.com/office/word/2026/wordml/cei" xmlns:w16cex="http://schemas.microsoft.com/office/word/2018/wordml/cex" xmlns:w16cid="http://schemas.microsoft.com/office/word/2016/wordml/cid" xmlns:w16="http://schemas.microsoft.com/office/word/2018/wordml" xmlns:w16du="http://schemas.microsoft.com/office/word/2023/wordml/word16du" xmlns:w16sdtdh="http://schemas.microsoft.com/office/word/2020/wordml/sdtdatahash" xmlns:w16sdtfl="http://schemas.microsoft.com/office/word/2024/wordml/sdtformatlock" xmlns:w16se="http://schemas.microsoft.com/office/word/2015/wordml/symex" xmlns:wpg="http://schemas.microsoft.com/office/word/2010/wordprocessingGroup" xmlns:wpi="http://schemas.microsoft.com/office/word/2010/wordprocessingInk" xmlns:wne="http://schemas.microsoft.com/office/word/2006/wordml" xmlns:wps="http://schemas.microsoft.com/office/word/2010/wordprocessingShape" mc:Ignorable="w14 w15 w16se w16cid w16 w16cex w16sdtdh w16sdtfl w16du wp14">
+<w:endnotes xmlns:wpc="http://schemas.microsoft.com/office/word/2010/wordprocessingCanvas" xmlns:cx="http://schemas.microsoft.com/office/drawing/2014/chartex" xmlns:cx1="http://schemas.microsoft.com/office/drawing/2015/9/8/chartex" xmlns:cx2="http://schemas.microsoft.com/office/drawing/2015/10/21/chartex" xmlns:cx3="http://schemas.microsoft.com/office/drawing/2016/5/9/chartex" xmlns:cx4="http://schemas.microsoft.com/office/drawing/2016/5/10/chartex" xmlns:cx5="http://schemas.microsoft.com/office/drawing/2016/5/11/chartex" xmlns:cx6="http://schemas.microsoft.com/office/drawing/2016/5/12/chartex" xmlns:cx7="http://schemas.microsoft.com/office/drawing/2016/5/13/chartex" xmlns:cx8="http://schemas.microsoft.com/office/drawing/2016/5/14/chartex" xmlns:mc="http://schemas.openxmlformats.org/markup-compatibility/2006" xmlns:aink="http://schemas.microsoft.com/office/drawing/2016/ink" xmlns:am3d="http://schemas.microsoft.com/office/drawing/2017/model3d" xmlns:o="urn:schemas-microsoft-com:office:office" xmlns:oel="http://schemas.microsoft.com/office/2019/extlst" xmlns:r="http://schemas.openxmlformats.org/officeDocument/2006/relationships" xmlns:m="http://schemas.openxmlformats.org/officeDocument/2006/math" xmlns:v="urn:schemas-microsoft-com:vml" xmlns:wp14="http://schemas.microsoft.com/office/word/2010/wordprocessingDrawing" xmlns:wp="http://schemas.openxmlformats.org/drawingml/2006/wordprocessingDrawing" xmlns:w10="urn:schemas-microsoft-com:office:word" xmlns:w="http://schemas.openxmlformats.org/wordprocessingml/2006/main" xmlns:w14="http://schemas.microsoft.com/office/word/2010/wordml" xmlns:w15="http://schemas.microsoft.com/office/word/2012/wordml" xmlns:w16cex="http://schemas.microsoft.com/office/word/2018/wordml/cex" xmlns:w16cid="http://schemas.microsoft.com/office/word/2016/wordml/cid" xmlns:w16="http://schemas.microsoft.com/office/word/2018/wordml" xmlns:w16du="http://schemas.microsoft.com/office/word/2023/wordml/word16du" xmlns:w16sdtdh="http://schemas.microsoft.com/office/word/2020/wordml/sdtdatahash" xmlns:w16sdtfl="http://schemas.microsoft.com/office/word/2024/wordml/sdtformatlock" xmlns:w16se="http://schemas.microsoft.com/office/word/2015/wordml/symex" xmlns:wpg="http://schemas.microsoft.com/office/word/2010/wordprocessingGroup" xmlns:wpi="http://schemas.microsoft.com/office/word/2010/wordprocessingInk" xmlns:wne="http://schemas.microsoft.com/office/word/2006/wordml" xmlns:wps="http://schemas.microsoft.com/office/word/2010/wordprocessingShape" mc:Ignorable="w14 w15 w16se w16cid w16 w16cex w16sdtdh w16sdtfl w16du wp14">
   <w:endnote w:type="separator" w:id="-1">
     <w:p>
       <w:r>
@@ -1107,7 +963,7 @@
 </file>
 
 <file path=word/footer1.xml><?xml version="1.0" encoding="utf-8"?>
-<w:ftr xmlns:wpc="http://schemas.microsoft.com/office/word/2010/wordprocessingCanvas" xmlns:cx="http://schemas.microsoft.com/office/drawing/2014/chartex" xmlns:cx1="http://schemas.microsoft.com/office/drawing/2015/9/8/chartex" xmlns:cx2="http://schemas.microsoft.com/office/drawing/2015/10/21/chartex" xmlns:cx3="http://schemas.microsoft.com/office/drawing/2016/5/9/chartex" xmlns:cx4="http://schemas.microsoft.com/office/drawing/2016/5/10/chartex" xmlns:cx5="http://schemas.microsoft.com/office/drawing/2016/5/11/chartex" xmlns:cx6="http://schemas.microsoft.com/office/drawing/2016/5/12/chartex" xmlns:cx7="http://schemas.microsoft.com/office/drawing/2016/5/13/chartex" xmlns:cx8="http://schemas.microsoft.com/office/drawing/2016/5/14/chartex" xmlns:mc="http://schemas.openxmlformats.org/markup-compatibility/2006" xmlns:aink="http://schemas.microsoft.com/office/drawing/2016/ink" xmlns:am3d="http://schemas.microsoft.com/office/drawing/2017/model3d" xmlns:o="urn:schemas-microsoft-com:office:office" xmlns:oel="http://schemas.microsoft.com/office/2019/extlst" xmlns:r="http://schemas.openxmlformats.org/officeDocument/2006/relationships" xmlns:m="http://schemas.openxmlformats.org/officeDocument/2006/math" xmlns:v="urn:schemas-microsoft-com:vml" xmlns:wp14="http://schemas.microsoft.com/office/word/2010/wordprocessingDrawing" xmlns:wp="http://schemas.openxmlformats.org/drawingml/2006/wordprocessingDrawing" xmlns:w10="urn:schemas-microsoft-com:office:word" xmlns:w="http://schemas.openxmlformats.org/wordprocessingml/2006/main" xmlns:w14="http://schemas.microsoft.com/office/word/2010/wordml" xmlns:w15="http://schemas.microsoft.com/office/word/2012/wordml" xmlns:w16cei="http://schemas.microsoft.com/office/word/2026/wordml/cei" xmlns:w16cex="http://schemas.microsoft.com/office/word/2018/wordml/cex" xmlns:w16cid="http://schemas.microsoft.com/office/word/2016/wordml/cid" xmlns:w16="http://schemas.microsoft.com/office/word/2018/wordml" xmlns:w16du="http://schemas.microsoft.com/office/word/2023/wordml/word16du" xmlns:w16sdtdh="http://schemas.microsoft.com/office/word/2020/wordml/sdtdatahash" xmlns:w16sdtfl="http://schemas.microsoft.com/office/word/2024/wordml/sdtformatlock" xmlns:w16se="http://schemas.microsoft.com/office/word/2015/wordml/symex" xmlns:wpg="http://schemas.microsoft.com/office/word/2010/wordprocessingGroup" xmlns:wpi="http://schemas.microsoft.com/office/word/2010/wordprocessingInk" xmlns:wne="http://schemas.microsoft.com/office/word/2006/wordml" xmlns:wps="http://schemas.microsoft.com/office/word/2010/wordprocessingShape" mc:Ignorable="w14 w15 w16se w16cid w16 w16cex w16sdtdh w16sdtfl w16du wp14">
+<w:ftr xmlns:wpc="http://schemas.microsoft.com/office/word/2010/wordprocessingCanvas" xmlns:cx="http://schemas.microsoft.com/office/drawing/2014/chartex" xmlns:cx1="http://schemas.microsoft.com/office/drawing/2015/9/8/chartex" xmlns:cx2="http://schemas.microsoft.com/office/drawing/2015/10/21/chartex" xmlns:cx3="http://schemas.microsoft.com/office/drawing/2016/5/9/chartex" xmlns:cx4="http://schemas.microsoft.com/office/drawing/2016/5/10/chartex" xmlns:cx5="http://schemas.microsoft.com/office/drawing/2016/5/11/chartex" xmlns:cx6="http://schemas.microsoft.com/office/drawing/2016/5/12/chartex" xmlns:cx7="http://schemas.microsoft.com/office/drawing/2016/5/13/chartex" xmlns:cx8="http://schemas.microsoft.com/office/drawing/2016/5/14/chartex" xmlns:mc="http://schemas.openxmlformats.org/markup-compatibility/2006" xmlns:aink="http://schemas.microsoft.com/office/drawing/2016/ink" xmlns:am3d="http://schemas.microsoft.com/office/drawing/2017/model3d" xmlns:o="urn:schemas-microsoft-com:office:office" xmlns:oel="http://schemas.microsoft.com/office/2019/extlst" xmlns:r="http://schemas.openxmlformats.org/officeDocument/2006/relationships" xmlns:m="http://schemas.openxmlformats.org/officeDocument/2006/math" xmlns:v="urn:schemas-microsoft-com:vml" xmlns:wp14="http://schemas.microsoft.com/office/word/2010/wordprocessingDrawing" xmlns:wp="http://schemas.openxmlformats.org/drawingml/2006/wordprocessingDrawing" xmlns:w10="urn:schemas-microsoft-com:office:word" xmlns:w="http://schemas.openxmlformats.org/wordprocessingml/2006/main" xmlns:w14="http://schemas.microsoft.com/office/word/2010/wordml" xmlns:w15="http://schemas.microsoft.com/office/word/2012/wordml" xmlns:w16cex="http://schemas.microsoft.com/office/word/2018/wordml/cex" xmlns:w16cid="http://schemas.microsoft.com/office/word/2016/wordml/cid" xmlns:w16="http://schemas.microsoft.com/office/word/2018/wordml" xmlns:w16du="http://schemas.microsoft.com/office/word/2023/wordml/word16du" xmlns:w16sdtdh="http://schemas.microsoft.com/office/word/2020/wordml/sdtdatahash" xmlns:w16sdtfl="http://schemas.microsoft.com/office/word/2024/wordml/sdtformatlock" xmlns:w16se="http://schemas.microsoft.com/office/word/2015/wordml/symex" xmlns:wpg="http://schemas.microsoft.com/office/word/2010/wordprocessingGroup" xmlns:wpi="http://schemas.microsoft.com/office/word/2010/wordprocessingInk" xmlns:wne="http://schemas.microsoft.com/office/word/2006/wordml" xmlns:wps="http://schemas.microsoft.com/office/word/2010/wordprocessingShape" mc:Ignorable="w14 w15 w16se w16cid w16 w16cex w16sdtdh w16sdtfl w16du wp14">
   <w:sdt>
     <w:sdtPr>
       <w:rPr>
@@ -1178,7 +1034,7 @@
 </file>
 
 <file path=word/footer2.xml><?xml version="1.0" encoding="utf-8"?>
-<w:ftr xmlns:wpc="http://schemas.microsoft.com/office/word/2010/wordprocessingCanvas" xmlns:cx="http://schemas.microsoft.com/office/drawing/2014/chartex" xmlns:cx1="http://schemas.microsoft.com/office/drawing/2015/9/8/chartex" xmlns:cx2="http://schemas.microsoft.com/office/drawing/2015/10/21/chartex" xmlns:cx3="http://schemas.microsoft.com/office/drawing/2016/5/9/chartex" xmlns:cx4="http://schemas.microsoft.com/office/drawing/2016/5/10/chartex" xmlns:cx5="http://schemas.microsoft.com/office/drawing/2016/5/11/chartex" xmlns:cx6="http://schemas.microsoft.com/office/drawing/2016/5/12/chartex" xmlns:cx7="http://schemas.microsoft.com/office/drawing/2016/5/13/chartex" xmlns:cx8="http://schemas.microsoft.com/office/drawing/2016/5/14/chartex" xmlns:mc="http://schemas.openxmlformats.org/markup-compatibility/2006" xmlns:aink="http://schemas.microsoft.com/office/drawing/2016/ink" xmlns:am3d="http://schemas.microsoft.com/office/drawing/2017/model3d" xmlns:o="urn:schemas-microsoft-com:office:office" xmlns:oel="http://schemas.microsoft.com/office/2019/extlst" xmlns:r="http://schemas.openxmlformats.org/officeDocument/2006/relationships" xmlns:m="http://schemas.openxmlformats.org/officeDocument/2006/math" xmlns:v="urn:schemas-microsoft-com:vml" xmlns:wp14="http://schemas.microsoft.com/office/word/2010/wordprocessingDrawing" xmlns:wp="http://schemas.openxmlformats.org/drawingml/2006/wordprocessingDrawing" xmlns:w10="urn:schemas-microsoft-com:office:word" xmlns:w="http://schemas.openxmlformats.org/wordprocessingml/2006/main" xmlns:w14="http://schemas.microsoft.com/office/word/2010/wordml" xmlns:w15="http://schemas.microsoft.com/office/word/2012/wordml" xmlns:w16cei="http://schemas.microsoft.com/office/word/2026/wordml/cei" xmlns:w16cex="http://schemas.microsoft.com/office/word/2018/wordml/cex" xmlns:w16cid="http://schemas.microsoft.com/office/word/2016/wordml/cid" xmlns:w16="http://schemas.microsoft.com/office/word/2018/wordml" xmlns:w16du="http://schemas.microsoft.com/office/word/2023/wordml/word16du" xmlns:w16sdtdh="http://schemas.microsoft.com/office/word/2020/wordml/sdtdatahash" xmlns:w16sdtfl="http://schemas.microsoft.com/office/word/2024/wordml/sdtformatlock" xmlns:w16se="http://schemas.microsoft.com/office/word/2015/wordml/symex" xmlns:wpg="http://schemas.microsoft.com/office/word/2010/wordprocessingGroup" xmlns:wpi="http://schemas.microsoft.com/office/word/2010/wordprocessingInk" xmlns:wne="http://schemas.microsoft.com/office/word/2006/wordml" xmlns:wps="http://schemas.microsoft.com/office/word/2010/wordprocessingShape" mc:Ignorable="w14 w15 w16se w16cid w16 w16cex w16sdtdh w16sdtfl w16du wp14">
+<w:ftr xmlns:wpc="http://schemas.microsoft.com/office/word/2010/wordprocessingCanvas" xmlns:cx="http://schemas.microsoft.com/office/drawing/2014/chartex" xmlns:cx1="http://schemas.microsoft.com/office/drawing/2015/9/8/chartex" xmlns:cx2="http://schemas.microsoft.com/office/drawing/2015/10/21/chartex" xmlns:cx3="http://schemas.microsoft.com/office/drawing/2016/5/9/chartex" xmlns:cx4="http://schemas.microsoft.com/office/drawing/2016/5/10/chartex" xmlns:cx5="http://schemas.microsoft.com/office/drawing/2016/5/11/chartex" xmlns:cx6="http://schemas.microsoft.com/office/drawing/2016/5/12/chartex" xmlns:cx7="http://schemas.microsoft.com/office/drawing/2016/5/13/chartex" xmlns:cx8="http://schemas.microsoft.com/office/drawing/2016/5/14/chartex" xmlns:mc="http://schemas.openxmlformats.org/markup-compatibility/2006" xmlns:aink="http://schemas.microsoft.com/office/drawing/2016/ink" xmlns:am3d="http://schemas.microsoft.com/office/drawing/2017/model3d" xmlns:o="urn:schemas-microsoft-com:office:office" xmlns:oel="http://schemas.microsoft.com/office/2019/extlst" xmlns:r="http://schemas.openxmlformats.org/officeDocument/2006/relationships" xmlns:m="http://schemas.openxmlformats.org/officeDocument/2006/math" xmlns:v="urn:schemas-microsoft-com:vml" xmlns:wp14="http://schemas.microsoft.com/office/word/2010/wordprocessingDrawing" xmlns:wp="http://schemas.openxmlformats.org/drawingml/2006/wordprocessingDrawing" xmlns:w10="urn:schemas-microsoft-com:office:word" xmlns:w="http://schemas.openxmlformats.org/wordprocessingml/2006/main" xmlns:w14="http://schemas.microsoft.com/office/word/2010/wordml" xmlns:w15="http://schemas.microsoft.com/office/word/2012/wordml" xmlns:w16cex="http://schemas.microsoft.com/office/word/2018/wordml/cex" xmlns:w16cid="http://schemas.microsoft.com/office/word/2016/wordml/cid" xmlns:w16="http://schemas.microsoft.com/office/word/2018/wordml" xmlns:w16du="http://schemas.microsoft.com/office/word/2023/wordml/word16du" xmlns:w16sdtdh="http://schemas.microsoft.com/office/word/2020/wordml/sdtdatahash" xmlns:w16sdtfl="http://schemas.microsoft.com/office/word/2024/wordml/sdtformatlock" xmlns:w16se="http://schemas.microsoft.com/office/word/2015/wordml/symex" xmlns:wpg="http://schemas.microsoft.com/office/word/2010/wordprocessingGroup" xmlns:wpi="http://schemas.microsoft.com/office/word/2010/wordprocessingInk" xmlns:wne="http://schemas.microsoft.com/office/word/2006/wordml" xmlns:wps="http://schemas.microsoft.com/office/word/2010/wordprocessingShape" mc:Ignorable="w14 w15 w16se w16cid w16 w16cex w16sdtdh w16sdtfl w16du wp14">
   <w:p>
     <w:pPr>
       <w:spacing w:line="240" w:lineRule="auto" w:before="0" w:after="0"/>
@@ -1216,7 +1072,7 @@
 </file>
 
 <file path=word/footnotes.xml><?xml version="1.0" encoding="utf-8"?>
-<w:footnotes xmlns:wpc="http://schemas.microsoft.com/office/word/2010/wordprocessingCanvas" xmlns:cx="http://schemas.microsoft.com/office/drawing/2014/chartex" xmlns:cx1="http://schemas.microsoft.com/office/drawing/2015/9/8/chartex" xmlns:cx2="http://schemas.microsoft.com/office/drawing/2015/10/21/chartex" xmlns:cx3="http://schemas.microsoft.com/office/drawing/2016/5/9/chartex" xmlns:cx4="http://schemas.microsoft.com/office/drawing/2016/5/10/chartex" xmlns:cx5="http://schemas.microsoft.com/office/drawing/2016/5/11/chartex" xmlns:cx6="http://schemas.microsoft.com/office/drawing/2016/5/12/chartex" xmlns:cx7="http://schemas.microsoft.com/office/drawing/2016/5/13/chartex" xmlns:cx8="http://schemas.microsoft.com/office/drawing/2016/5/14/chartex" xmlns:mc="http://schemas.openxmlformats.org/markup-compatibility/2006" xmlns:aink="http://schemas.microsoft.com/office/drawing/2016/ink" xmlns:am3d="http://schemas.microsoft.com/office/drawing/2017/model3d" xmlns:o="urn:schemas-microsoft-com:office:office" xmlns:oel="http://schemas.microsoft.com/office/2019/extlst" xmlns:r="http://schemas.openxmlformats.org/officeDocument/2006/relationships" xmlns:m="http://schemas.openxmlformats.org/officeDocument/2006/math" xmlns:v="urn:schemas-microsoft-com:vml" xmlns:wp14="http://schemas.microsoft.com/office/word/2010/wordprocessingDrawing" xmlns:wp="http://schemas.openxmlformats.org/drawingml/2006/wordprocessingDrawing" xmlns:w10="urn:schemas-microsoft-com:office:word" xmlns:w="http://schemas.openxmlformats.org/wordprocessingml/2006/main" xmlns:w14="http://schemas.microsoft.com/office/word/2010/wordml" xmlns:w15="http://schemas.microsoft.com/office/word/2012/wordml" xmlns:w16cei="http://schemas.microsoft.com/office/word/2026/wordml/cei" xmlns:w16cex="http://schemas.microsoft.com/office/word/2018/wordml/cex" xmlns:w16cid="http://schemas.microsoft.com/office/word/2016/wordml/cid" xmlns:w16="http://schemas.microsoft.com/office/word/2018/wordml" xmlns:w16du="http://schemas.microsoft.com/office/word/2023/wordml/word16du" xmlns:w16sdtdh="http://schemas.microsoft.com/office/word/2020/wordml/sdtdatahash" xmlns:w16sdtfl="http://schemas.microsoft.com/office/word/2024/wordml/sdtformatlock" xmlns:w16se="http://schemas.microsoft.com/office/word/2015/wordml/symex" xmlns:wpg="http://schemas.microsoft.com/office/word/2010/wordprocessingGroup" xmlns:wpi="http://schemas.microsoft.com/office/word/2010/wordprocessingInk" xmlns:wne="http://schemas.microsoft.com/office/word/2006/wordml" xmlns:wps="http://schemas.microsoft.com/office/word/2010/wordprocessingShape" mc:Ignorable="w14 w15 w16se w16cid w16 w16cex w16sdtdh w16sdtfl w16du wp14">
+<w:footnotes xmlns:wpc="http://schemas.microsoft.com/office/word/2010/wordprocessingCanvas" xmlns:cx="http://schemas.microsoft.com/office/drawing/2014/chartex" xmlns:cx1="http://schemas.microsoft.com/office/drawing/2015/9/8/chartex" xmlns:cx2="http://schemas.microsoft.com/office/drawing/2015/10/21/chartex" xmlns:cx3="http://schemas.microsoft.com/office/drawing/2016/5/9/chartex" xmlns:cx4="http://schemas.microsoft.com/office/drawing/2016/5/10/chartex" xmlns:cx5="http://schemas.microsoft.com/office/drawing/2016/5/11/chartex" xmlns:cx6="http://schemas.microsoft.com/office/drawing/2016/5/12/chartex" xmlns:cx7="http://schemas.microsoft.com/office/drawing/2016/5/13/chartex" xmlns:cx8="http://schemas.microsoft.com/office/drawing/2016/5/14/chartex" xmlns:mc="http://schemas.openxmlformats.org/markup-compatibility/2006" xmlns:aink="http://schemas.microsoft.com/office/drawing/2016/ink" xmlns:am3d="http://schemas.microsoft.com/office/drawing/2017/model3d" xmlns:o="urn:schemas-microsoft-com:office:office" xmlns:oel="http://schemas.microsoft.com/office/2019/extlst" xmlns:r="http://schemas.openxmlformats.org/officeDocument/2006/relationships" xmlns:m="http://schemas.openxmlformats.org/officeDocument/2006/math" xmlns:v="urn:schemas-microsoft-com:vml" xmlns:wp14="http://schemas.microsoft.com/office/word/2010/wordprocessingDrawing" xmlns:wp="http://schemas.openxmlformats.org/drawingml/2006/wordprocessingDrawing" xmlns:w10="urn:schemas-microsoft-com:office:word" xmlns:w="http://schemas.openxmlformats.org/wordprocessingml/2006/main" xmlns:w14="http://schemas.microsoft.com/office/word/2010/wordml" xmlns:w15="http://schemas.microsoft.com/office/word/2012/wordml" xmlns:w16cex="http://schemas.microsoft.com/office/word/2018/wordml/cex" xmlns:w16cid="http://schemas.microsoft.com/office/word/2016/wordml/cid" xmlns:w16="http://schemas.microsoft.com/office/word/2018/wordml" xmlns:w16du="http://schemas.microsoft.com/office/word/2023/wordml/word16du" xmlns:w16sdtdh="http://schemas.microsoft.com/office/word/2020/wordml/sdtdatahash" xmlns:w16sdtfl="http://schemas.microsoft.com/office/word/2024/wordml/sdtformatlock" xmlns:w16se="http://schemas.microsoft.com/office/word/2015/wordml/symex" xmlns:wpg="http://schemas.microsoft.com/office/word/2010/wordprocessingGroup" xmlns:wpi="http://schemas.microsoft.com/office/word/2010/wordprocessingInk" xmlns:wne="http://schemas.microsoft.com/office/word/2006/wordml" xmlns:wps="http://schemas.microsoft.com/office/word/2010/wordprocessingShape" mc:Ignorable="w14 w15 w16se w16cid w16 w16cex w16sdtdh w16sdtfl w16du wp14">
   <w:footnote w:type="separator" w:id="-1">
     <w:p>
       <w:r>
@@ -1235,7 +1091,7 @@
 </file>
 
 <file path=word/numbering.xml><?xml version="1.0" encoding="utf-8"?>
-<w:numbering xmlns:wpc="http://schemas.microsoft.com/office/word/2010/wordprocessingCanvas" xmlns:cx="http://schemas.microsoft.com/office/drawing/2014/chartex" xmlns:cx1="http://schemas.microsoft.com/office/drawing/2015/9/8/chartex" xmlns:cx2="http://schemas.microsoft.com/office/drawing/2015/10/21/chartex" xmlns:cx3="http://schemas.microsoft.com/office/drawing/2016/5/9/chartex" xmlns:cx4="http://schemas.microsoft.com/office/drawing/2016/5/10/chartex" xmlns:cx5="http://schemas.microsoft.com/office/drawing/2016/5/11/chartex" xmlns:cx6="http://schemas.microsoft.com/office/drawing/2016/5/12/chartex" xmlns:cx7="http://schemas.microsoft.com/office/drawing/2016/5/13/chartex" xmlns:cx8="http://schemas.microsoft.com/office/drawing/2016/5/14/chartex" xmlns:mc="http://schemas.openxmlformats.org/markup-compatibility/2006" xmlns:aink="http://schemas.microsoft.com/office/drawing/2016/ink" xmlns:am3d="http://schemas.microsoft.com/office/drawing/2017/model3d" xmlns:o="urn:schemas-microsoft-com:office:office" xmlns:oel="http://schemas.microsoft.com/office/2019/extlst" xmlns:r="http://schemas.openxmlformats.org/officeDocument/2006/relationships" xmlns:m="http://schemas.openxmlformats.org/officeDocument/2006/math" xmlns:v="urn:schemas-microsoft-com:vml" xmlns:wp14="http://schemas.microsoft.com/office/word/2010/wordprocessingDrawing" xmlns:wp="http://schemas.openxmlformats.org/drawingml/2006/wordprocessingDrawing" xmlns:w10="urn:schemas-microsoft-com:office:word" xmlns:w="http://schemas.openxmlformats.org/wordprocessingml/2006/main" xmlns:w14="http://schemas.microsoft.com/office/word/2010/wordml" xmlns:w15="http://schemas.microsoft.com/office/word/2012/wordml" xmlns:w16cei="http://schemas.microsoft.com/office/word/2026/wordml/cei" xmlns:w16cex="http://schemas.microsoft.com/office/word/2018/wordml/cex" xmlns:w16cid="http://schemas.microsoft.com/office/word/2016/wordml/cid" xmlns:w16="http://schemas.microsoft.com/office/word/2018/wordml" xmlns:w16du="http://schemas.microsoft.com/office/word/2023/wordml/word16du" xmlns:w16sdtdh="http://schemas.microsoft.com/office/word/2020/wordml/sdtdatahash" xmlns:w16sdtfl="http://schemas.microsoft.com/office/word/2024/wordml/sdtformatlock" xmlns:w16se="http://schemas.microsoft.com/office/word/2015/wordml/symex" xmlns:wpg="http://schemas.microsoft.com/office/word/2010/wordprocessingGroup" xmlns:wpi="http://schemas.microsoft.com/office/word/2010/wordprocessingInk" xmlns:wne="http://schemas.microsoft.com/office/word/2006/wordml" xmlns:wps="http://schemas.microsoft.com/office/word/2010/wordprocessingShape" mc:Ignorable="w14 w15 w16se w16cid w16 w16cex w16sdtdh w16sdtfl w16du wp14">
+<w:numbering xmlns:wpc="http://schemas.microsoft.com/office/word/2010/wordprocessingCanvas" xmlns:cx="http://schemas.microsoft.com/office/drawing/2014/chartex" xmlns:cx1="http://schemas.microsoft.com/office/drawing/2015/9/8/chartex" xmlns:cx2="http://schemas.microsoft.com/office/drawing/2015/10/21/chartex" xmlns:cx3="http://schemas.microsoft.com/office/drawing/2016/5/9/chartex" xmlns:cx4="http://schemas.microsoft.com/office/drawing/2016/5/10/chartex" xmlns:cx5="http://schemas.microsoft.com/office/drawing/2016/5/11/chartex" xmlns:cx6="http://schemas.microsoft.com/office/drawing/2016/5/12/chartex" xmlns:cx7="http://schemas.microsoft.com/office/drawing/2016/5/13/chartex" xmlns:cx8="http://schemas.microsoft.com/office/drawing/2016/5/14/chartex" xmlns:mc="http://schemas.openxmlformats.org/markup-compatibility/2006" xmlns:aink="http://schemas.microsoft.com/office/drawing/2016/ink" xmlns:am3d="http://schemas.microsoft.com/office/drawing/2017/model3d" xmlns:o="urn:schemas-microsoft-com:office:office" xmlns:oel="http://schemas.microsoft.com/office/2019/extlst" xmlns:r="http://schemas.openxmlformats.org/officeDocument/2006/relationships" xmlns:m="http://schemas.openxmlformats.org/officeDocument/2006/math" xmlns:v="urn:schemas-microsoft-com:vml" xmlns:wp14="http://schemas.microsoft.com/office/word/2010/wordprocessingDrawing" xmlns:wp="http://schemas.openxmlformats.org/drawingml/2006/wordprocessingDrawing" xmlns:w10="urn:schemas-microsoft-com:office:word" xmlns:w="http://schemas.openxmlformats.org/wordprocessingml/2006/main" xmlns:w14="http://schemas.microsoft.com/office/word/2010/wordml" xmlns:w15="http://schemas.microsoft.com/office/word/2012/wordml" xmlns:w16cex="http://schemas.microsoft.com/office/word/2018/wordml/cex" xmlns:w16cid="http://schemas.microsoft.com/office/word/2016/wordml/cid" xmlns:w16="http://schemas.microsoft.com/office/word/2018/wordml" xmlns:w16du="http://schemas.microsoft.com/office/word/2023/wordml/word16du" xmlns:w16sdtdh="http://schemas.microsoft.com/office/word/2020/wordml/sdtdatahash" xmlns:w16sdtfl="http://schemas.microsoft.com/office/word/2024/wordml/sdtformatlock" xmlns:w16se="http://schemas.microsoft.com/office/word/2015/wordml/symex" xmlns:wpg="http://schemas.microsoft.com/office/word/2010/wordprocessingGroup" xmlns:wpi="http://schemas.microsoft.com/office/word/2010/wordprocessingInk" xmlns:wne="http://schemas.microsoft.com/office/word/2006/wordml" xmlns:wps="http://schemas.microsoft.com/office/word/2010/wordprocessingShape" mc:Ignorable="w14 w15 w16se w16cid w16 w16cex w16sdtdh w16sdtfl w16du wp14">
   <w:abstractNum w:abstractNumId="0" w15:restartNumberingAfterBreak="0">
     <w:nsid w:val="F0FCBCBC"/>
     <w:multiLevelType w:val="hybridMultilevel"/>
@@ -6953,14 +6809,6 @@
   </w:num>
   <w:numIdMacAtCleanup w:val="53"/>
 </w:numbering>
-</file>
-
-<file path=word/people.xml><?xml version="1.0" encoding="utf-8"?>
-<w15:people xmlns:wpc="http://schemas.microsoft.com/office/word/2010/wordprocessingCanvas" xmlns:cx="http://schemas.microsoft.com/office/drawing/2014/chartex" xmlns:cx1="http://schemas.microsoft.com/office/drawing/2015/9/8/chartex" xmlns:cx2="http://schemas.microsoft.com/office/drawing/2015/10/21/chartex" xmlns:cx3="http://schemas.microsoft.com/office/drawing/2016/5/9/chartex" xmlns:cx4="http://schemas.microsoft.com/office/drawing/2016/5/10/chartex" xmlns:cx5="http://schemas.microsoft.com/office/drawing/2016/5/11/chartex" xmlns:cx6="http://schemas.microsoft.com/office/drawing/2016/5/12/chartex" xmlns:cx7="http://schemas.microsoft.com/office/drawing/2016/5/13/chartex" xmlns:cx8="http://schemas.microsoft.com/office/drawing/2016/5/14/chartex" xmlns:mc="http://schemas.openxmlformats.org/markup-compatibility/2006" xmlns:aink="http://schemas.microsoft.com/office/drawing/2016/ink" xmlns:am3d="http://schemas.microsoft.com/office/drawing/2017/model3d" xmlns:o="urn:schemas-microsoft-com:office:office" xmlns:oel="http://schemas.microsoft.com/office/2019/extlst" xmlns:r="http://schemas.openxmlformats.org/officeDocument/2006/relationships" xmlns:m="http://schemas.openxmlformats.org/officeDocument/2006/math" xmlns:v="urn:schemas-microsoft-com:vml" xmlns:wp14="http://schemas.microsoft.com/office/word/2010/wordprocessingDrawing" xmlns:wp="http://schemas.openxmlformats.org/drawingml/2006/wordprocessingDrawing" xmlns:w10="urn:schemas-microsoft-com:office:word" xmlns:w="http://schemas.openxmlformats.org/wordprocessingml/2006/main" xmlns:w14="http://schemas.microsoft.com/office/word/2010/wordml" xmlns:w15="http://schemas.microsoft.com/office/word/2012/wordml" xmlns:w16cei="http://schemas.microsoft.com/office/word/2026/wordml/cei" xmlns:w16cex="http://schemas.microsoft.com/office/word/2018/wordml/cex" xmlns:w16cid="http://schemas.microsoft.com/office/word/2016/wordml/cid" xmlns:w16="http://schemas.microsoft.com/office/word/2018/wordml" xmlns:w16du="http://schemas.microsoft.com/office/word/2023/wordml/word16du" xmlns:w16sdtdh="http://schemas.microsoft.com/office/word/2020/wordml/sdtdatahash" xmlns:w16sdtfl="http://schemas.microsoft.com/office/word/2024/wordml/sdtformatlock" xmlns:w16se="http://schemas.microsoft.com/office/word/2015/wordml/symex" xmlns:wpg="http://schemas.microsoft.com/office/word/2010/wordprocessingGroup" xmlns:wpi="http://schemas.microsoft.com/office/word/2010/wordprocessingInk" xmlns:wne="http://schemas.microsoft.com/office/word/2006/wordml" xmlns:wps="http://schemas.microsoft.com/office/word/2010/wordprocessingShape" mc:Ignorable="w14 w15 w16se w16cid w16 w16cex w16sdtdh w16sdtfl w16du wp14">
-  <w15:person w15:author="Anna Seaman">
-    <w15:presenceInfo w15:providerId="AD" w15:userId="S::AnnaS@hkusa.com::713ab380-bdda-4997-81d0-fa539102c996"/>
-  </w15:person>
-</w15:people>
 </file>
 
 <file path=word/styles.xml><?xml version="1.0" encoding="utf-8"?>
